--- a/v7/Supp_beetle_immunity_v7.docx
+++ b/v7/Supp_beetle_immunity_v7.docx
@@ -95,23 +95,7 @@
           <w:b/>
           <w:bCs/>
         </w:rPr>
-        <w:t xml:space="preserve">Figure </w:t>
-      </w:r>
-      <w:r>
-        <w:rPr>
-          <w:rFonts w:ascii="Times New Roman" w:eastAsia="SimSun" w:hAnsi="Times New Roman" w:cs="Times New Roman"/>
-          <w:b/>
-          <w:bCs/>
-        </w:rPr>
-        <w:t>S</w:t>
-      </w:r>
-      <w:r>
-        <w:rPr>
-          <w:rFonts w:ascii="Times New Roman" w:eastAsia="SimSun" w:hAnsi="Times New Roman" w:cs="Times New Roman"/>
-          <w:b/>
-          <w:bCs/>
-        </w:rPr>
-        <w:t xml:space="preserve">1. </w:t>
+        <w:t xml:space="preserve">Figure S1. </w:t>
       </w:r>
       <w:commentRangeEnd w:id="0"/>
       <w:r>
@@ -195,6 +179,165 @@
         <w:spacing w:after="0" w:line="240" w:lineRule="auto"/>
         <w:rPr>
           <w:rFonts w:ascii="Times New Roman" w:eastAsia="SimSun" w:hAnsi="Times New Roman" w:cs="Times New Roman"/>
+        </w:rPr>
+      </w:pPr>
+      <w:r>
+        <w:rPr>
+          <w:rFonts w:ascii="Times New Roman" w:eastAsia="SimSun" w:hAnsi="Times New Roman" w:cs="Times New Roman"/>
+        </w:rPr>
+        <w:br w:type="page"/>
+      </w:r>
+    </w:p>
+    <w:p>
+      <w:pPr>
+        <w:spacing w:after="0" w:line="240" w:lineRule="auto"/>
+        <w:rPr>
+          <w:rFonts w:ascii="Times New Roman" w:eastAsia="SimSun" w:hAnsi="Times New Roman" w:cs="Times New Roman"/>
+        </w:rPr>
+      </w:pPr>
+      <w:r>
+        <w:rPr>
+          <w:rFonts w:ascii="Times New Roman" w:eastAsia="SimSun" w:hAnsi="Times New Roman" w:cs="Times New Roman"/>
+          <w:noProof/>
+          <w14:ligatures w14:val="none"/>
+        </w:rPr>
+        <w:lastRenderedPageBreak/>
+        <w:drawing>
+          <wp:inline distT="0" distB="0" distL="0" distR="0" wp14:anchorId="2AA600BA" wp14:editId="5B19FB85">
+            <wp:extent cx="5731510" cy="5490845"/>
+            <wp:effectExtent l="0" t="0" r="0" b="0"/>
+            <wp:docPr id="1203405240" name="Picture 5"/>
+            <wp:cNvGraphicFramePr>
+              <a:graphicFrameLocks xmlns:a="http://schemas.openxmlformats.org/drawingml/2006/main" noChangeAspect="1"/>
+            </wp:cNvGraphicFramePr>
+            <a:graphic xmlns:a="http://schemas.openxmlformats.org/drawingml/2006/main">
+              <a:graphicData uri="http://schemas.openxmlformats.org/drawingml/2006/picture">
+                <pic:pic xmlns:pic="http://schemas.openxmlformats.org/drawingml/2006/picture">
+                  <pic:nvPicPr>
+                    <pic:cNvPr id="1203405240" name="Picture 1203405240"/>
+                    <pic:cNvPicPr/>
+                  </pic:nvPicPr>
+                  <pic:blipFill>
+                    <a:blip r:embed="rId12"/>
+                    <a:stretch>
+                      <a:fillRect/>
+                    </a:stretch>
+                  </pic:blipFill>
+                  <pic:spPr>
+                    <a:xfrm>
+                      <a:off x="0" y="0"/>
+                      <a:ext cx="5731510" cy="5490845"/>
+                    </a:xfrm>
+                    <a:prstGeom prst="rect">
+                      <a:avLst/>
+                    </a:prstGeom>
+                  </pic:spPr>
+                </pic:pic>
+              </a:graphicData>
+            </a:graphic>
+          </wp:inline>
+        </w:drawing>
+      </w:r>
+    </w:p>
+    <w:p>
+      <w:pPr>
+        <w:spacing w:after="0" w:line="240" w:lineRule="auto"/>
+        <w:rPr>
+          <w:rFonts w:ascii="Times New Roman" w:eastAsia="SimSun" w:hAnsi="Times New Roman" w:cs="Times New Roman"/>
+        </w:rPr>
+      </w:pPr>
+    </w:p>
+    <w:p>
+      <w:pPr>
+        <w:spacing w:after="0" w:line="240" w:lineRule="auto"/>
+        <w:rPr>
+          <w:rFonts w:ascii="Times New Roman" w:eastAsia="SimSun" w:hAnsi="Times New Roman" w:cs="Times New Roman"/>
+        </w:rPr>
+      </w:pPr>
+      <w:r>
+        <w:rPr>
+          <w:rFonts w:ascii="Times New Roman" w:eastAsia="SimSun" w:hAnsi="Times New Roman" w:cs="Times New Roman"/>
+        </w:rPr>
+        <w:t>Figure S</w:t>
+      </w:r>
+      <w:r>
+        <w:rPr>
+          <w:rFonts w:ascii="Times New Roman" w:eastAsia="SimSun" w:hAnsi="Times New Roman" w:cs="Times New Roman"/>
+        </w:rPr>
+        <w:t>2</w:t>
+      </w:r>
+      <w:r>
+        <w:rPr>
+          <w:rFonts w:ascii="Times New Roman" w:eastAsia="SimSun" w:hAnsi="Times New Roman" w:cs="Times New Roman"/>
+        </w:rPr>
+        <w:t>. Relationship between body weight and immune measures in daughters and sons.</w:t>
+      </w:r>
+      <w:r>
+        <w:rPr>
+          <w:rFonts w:ascii="Times New Roman" w:eastAsia="SimSun" w:hAnsi="Times New Roman" w:cs="Times New Roman"/>
+        </w:rPr>
+        <w:t xml:space="preserve"> </w:t>
+      </w:r>
+      <w:r>
+        <w:rPr>
+          <w:rFonts w:ascii="Times New Roman" w:eastAsia="SimSun" w:hAnsi="Times New Roman" w:cs="Times New Roman"/>
+        </w:rPr>
+        <w:t xml:space="preserve">(A, B) </w:t>
+      </w:r>
+      <w:r>
+        <w:rPr>
+          <w:rFonts w:ascii="Times New Roman" w:eastAsia="SimSun" w:hAnsi="Times New Roman" w:cs="Times New Roman"/>
+        </w:rPr>
+        <w:t xml:space="preserve">Phenoloxidase (PO) activity and </w:t>
+      </w:r>
+      <w:r>
+        <w:rPr>
+          <w:rFonts w:ascii="Times New Roman" w:eastAsia="SimSun" w:hAnsi="Times New Roman" w:cs="Times New Roman"/>
+        </w:rPr>
+        <w:t xml:space="preserve">(C, D) </w:t>
+      </w:r>
+      <w:r>
+        <w:rPr>
+          <w:rFonts w:ascii="Times New Roman" w:eastAsia="SimSun" w:hAnsi="Times New Roman" w:cs="Times New Roman"/>
+        </w:rPr>
+        <w:t xml:space="preserve">lytic activity </w:t>
+      </w:r>
+      <w:r>
+        <w:rPr>
+          <w:rFonts w:ascii="Times New Roman" w:eastAsia="SimSun" w:hAnsi="Times New Roman" w:cs="Times New Roman"/>
+        </w:rPr>
+        <w:t>are</w:t>
+      </w:r>
+      <w:r>
+        <w:rPr>
+          <w:rFonts w:ascii="Times New Roman" w:eastAsia="SimSun" w:hAnsi="Times New Roman" w:cs="Times New Roman"/>
+        </w:rPr>
+        <w:t xml:space="preserve"> shown in separate panels. PO activity was log-transformed. Points show individual offspring reared at the control (blue) or high (red) temperature</w:t>
+      </w:r>
+      <w:r>
+        <w:rPr>
+          <w:rFonts w:ascii="Times New Roman" w:eastAsia="SimSun" w:hAnsi="Times New Roman" w:cs="Times New Roman"/>
+        </w:rPr>
+        <w:t>; sample sizes (N) for each temperature are given.</w:t>
+      </w:r>
+      <w:r>
+        <w:rPr>
+          <w:rFonts w:ascii="Times New Roman" w:eastAsia="SimSun" w:hAnsi="Times New Roman" w:cs="Times New Roman"/>
+        </w:rPr>
+        <w:t xml:space="preserve"> Black lines show predictions from the final linear mixed models (see Tables S2, S4, S7 and S9), with shaded areas showing 95% confidence intervals. Body weight </w:t>
+      </w:r>
+      <w:r>
+        <w:rPr>
+          <w:rFonts w:ascii="Times New Roman" w:eastAsia="SimSun" w:hAnsi="Times New Roman" w:cs="Times New Roman"/>
+        </w:rPr>
+        <w:t xml:space="preserve">was a significant positive predictor of both immune measures in both sexes. </w:t>
+      </w:r>
+    </w:p>
+    <w:p>
+      <w:pPr>
+        <w:spacing w:after="0" w:line="240" w:lineRule="auto"/>
+        <w:rPr>
+          <w:rFonts w:ascii="Times New Roman" w:eastAsia="SimSun" w:hAnsi="Times New Roman" w:cs="Times New Roman"/>
           <w:kern w:val="0"/>
           <w:lang w:bidi="en-US"/>
         </w:rPr>
@@ -995,15 +1138,7 @@
           <w:sz w:val="22"/>
           <w:szCs w:val="22"/>
         </w:rPr>
-        <w:t xml:space="preserve"> </w:t>
-      </w:r>
-      <w:r>
-        <w:rPr>
-          <w:rFonts w:ascii="Times New Roman" w:hAnsi="Times New Roman" w:cs="Times New Roman"/>
-          <w:sz w:val="22"/>
-          <w:szCs w:val="22"/>
-        </w:rPr>
-        <w:t>(A) maternal * paternal temperature = control * control</w:t>
+        <w:t xml:space="preserve"> (A) maternal * paternal temperature = control * control</w:t>
       </w:r>
     </w:p>
     <w:p>

--- a/v7/Supp_beetle_immunity_v7.docx
+++ b/v7/Supp_beetle_immunity_v7.docx
@@ -88,7 +88,6 @@
           <w:rFonts w:ascii="Times New Roman" w:eastAsia="SimSun" w:hAnsi="Times New Roman" w:cs="Times New Roman"/>
         </w:rPr>
       </w:pPr>
-      <w:commentRangeStart w:id="0"/>
       <w:r>
         <w:rPr>
           <w:rFonts w:ascii="Times New Roman" w:eastAsia="SimSun" w:hAnsi="Times New Roman" w:cs="Times New Roman"/>
@@ -96,16 +95,6 @@
           <w:bCs/>
         </w:rPr>
         <w:t xml:space="preserve">Figure S1. </w:t>
-      </w:r>
-      <w:commentRangeEnd w:id="0"/>
-      <w:r>
-        <w:rPr>
-          <w:rStyle w:val="CommentReference"/>
-          <w:rFonts w:ascii="Times New Roman" w:eastAsia="SimSun" w:hAnsi="Times New Roman" w:cs="Times New Roman"/>
-          <w:sz w:val="24"/>
-          <w:szCs w:val="24"/>
-        </w:rPr>
-        <w:commentReference w:id="0"/>
       </w:r>
       <w:r>
         <w:rPr>
@@ -141,8 +130,16 @@
         <w:rPr>
           <w:rFonts w:ascii="Times New Roman" w:eastAsia="SimSun" w:hAnsi="Times New Roman" w:cs="Times New Roman" w:hint="eastAsia"/>
         </w:rPr>
-        <w:t>using BioRender</w:t>
+        <w:t xml:space="preserve">using </w:t>
       </w:r>
+      <w:proofErr w:type="spellStart"/>
+      <w:r>
+        <w:rPr>
+          <w:rFonts w:ascii="Times New Roman" w:eastAsia="SimSun" w:hAnsi="Times New Roman" w:cs="Times New Roman" w:hint="eastAsia"/>
+        </w:rPr>
+        <w:t>BioRender</w:t>
+      </w:r>
+      <w:proofErr w:type="spellEnd"/>
       <w:r>
         <w:rPr>
           <w:rFonts w:ascii="Times New Roman" w:eastAsia="SimSun" w:hAnsi="Times New Roman" w:cs="Times New Roman"/>
@@ -218,7 +215,7 @@
                     <pic:cNvPicPr/>
                   </pic:nvPicPr>
                   <pic:blipFill>
-                    <a:blip r:embed="rId12"/>
+                    <a:blip r:embed="rId8"/>
                     <a:stretch>
                       <a:fillRect/>
                     </a:stretch>
@@ -257,12 +254,16 @@
       <w:r>
         <w:rPr>
           <w:rFonts w:ascii="Times New Roman" w:eastAsia="SimSun" w:hAnsi="Times New Roman" w:cs="Times New Roman"/>
+          <w:b/>
+          <w:bCs/>
         </w:rPr>
         <w:t>Figure S</w:t>
       </w:r>
       <w:r>
         <w:rPr>
           <w:rFonts w:ascii="Times New Roman" w:eastAsia="SimSun" w:hAnsi="Times New Roman" w:cs="Times New Roman"/>
+          <w:b/>
+          <w:bCs/>
         </w:rPr>
         <w:t>2</w:t>
       </w:r>
@@ -302,12 +303,14 @@
         </w:rPr>
         <w:t xml:space="preserve">lytic activity </w:t>
       </w:r>
+      <w:proofErr w:type="gramStart"/>
       <w:r>
         <w:rPr>
           <w:rFonts w:ascii="Times New Roman" w:eastAsia="SimSun" w:hAnsi="Times New Roman" w:cs="Times New Roman"/>
         </w:rPr>
         <w:t>are</w:t>
       </w:r>
+      <w:proofErr w:type="gramEnd"/>
       <w:r>
         <w:rPr>
           <w:rFonts w:ascii="Times New Roman" w:eastAsia="SimSun" w:hAnsi="Times New Roman" w:cs="Times New Roman"/>
@@ -3713,6 +3716,7 @@
                 <w14:ligatures w14:val="none"/>
               </w:rPr>
             </w:pPr>
+            <w:proofErr w:type="spellStart"/>
             <w:r>
               <w:rPr>
                 <w:bCs/>
@@ -3725,6 +3729,7 @@
               </w:rPr>
               <w:t>Chisq</w:t>
             </w:r>
+            <w:proofErr w:type="spellEnd"/>
           </w:p>
         </w:tc>
         <w:tc>
@@ -3747,6 +3752,7 @@
                 <w14:ligatures w14:val="none"/>
               </w:rPr>
             </w:pPr>
+            <w:proofErr w:type="spellStart"/>
             <w:r>
               <w:rPr>
                 <w:bCs/>
@@ -3758,6 +3764,7 @@
               </w:rPr>
               <w:t>df</w:t>
             </w:r>
+            <w:proofErr w:type="spellEnd"/>
           </w:p>
         </w:tc>
         <w:tc>
@@ -11155,6 +11162,7 @@
                 <w14:ligatures w14:val="none"/>
               </w:rPr>
             </w:pPr>
+            <w:proofErr w:type="spellStart"/>
             <w:r>
               <w:rPr>
                 <w:color w:val="000000"/>
@@ -11165,6 +11173,7 @@
               </w:rPr>
               <w:t>logLik</w:t>
             </w:r>
+            <w:proofErr w:type="spellEnd"/>
           </w:p>
         </w:tc>
         <w:tc>
@@ -11213,6 +11222,7 @@
                 <w14:ligatures w14:val="none"/>
               </w:rPr>
             </w:pPr>
+            <w:proofErr w:type="spellStart"/>
             <w:r>
               <w:rPr>
                 <w:color w:val="000000"/>
@@ -11223,6 +11233,7 @@
               </w:rPr>
               <w:t>Chisq</w:t>
             </w:r>
+            <w:proofErr w:type="spellEnd"/>
           </w:p>
         </w:tc>
         <w:tc>
@@ -11242,6 +11253,7 @@
                 <w14:ligatures w14:val="none"/>
               </w:rPr>
             </w:pPr>
+            <w:proofErr w:type="spellStart"/>
             <w:r>
               <w:rPr>
                 <w:kern w:val="0"/>
@@ -11251,6 +11263,7 @@
               </w:rPr>
               <w:t>df</w:t>
             </w:r>
+            <w:proofErr w:type="spellEnd"/>
           </w:p>
         </w:tc>
         <w:tc>
@@ -12076,6 +12089,7 @@
                 <w14:ligatures w14:val="none"/>
               </w:rPr>
             </w:pPr>
+            <w:proofErr w:type="spellStart"/>
             <w:r>
               <w:rPr>
                 <w:bCs/>
@@ -12088,6 +12102,7 @@
               </w:rPr>
               <w:t>Chisq</w:t>
             </w:r>
+            <w:proofErr w:type="spellEnd"/>
           </w:p>
         </w:tc>
         <w:tc>
@@ -12110,6 +12125,7 @@
                 <w14:ligatures w14:val="none"/>
               </w:rPr>
             </w:pPr>
+            <w:proofErr w:type="spellStart"/>
             <w:r>
               <w:rPr>
                 <w:bCs/>
@@ -12121,6 +12137,7 @@
               </w:rPr>
               <w:t>df</w:t>
             </w:r>
+            <w:proofErr w:type="spellEnd"/>
           </w:p>
         </w:tc>
         <w:tc>
@@ -19271,6 +19288,7 @@
                 <w14:ligatures w14:val="none"/>
               </w:rPr>
             </w:pPr>
+            <w:proofErr w:type="spellStart"/>
             <w:r>
               <w:rPr>
                 <w:color w:val="000000"/>
@@ -19281,6 +19299,7 @@
               </w:rPr>
               <w:t>logLik</w:t>
             </w:r>
+            <w:proofErr w:type="spellEnd"/>
           </w:p>
         </w:tc>
         <w:tc>
@@ -19329,6 +19348,7 @@
                 <w14:ligatures w14:val="none"/>
               </w:rPr>
             </w:pPr>
+            <w:proofErr w:type="spellStart"/>
             <w:r>
               <w:rPr>
                 <w:color w:val="000000"/>
@@ -19339,6 +19359,7 @@
               </w:rPr>
               <w:t>Chisq</w:t>
             </w:r>
+            <w:proofErr w:type="spellEnd"/>
           </w:p>
         </w:tc>
         <w:tc>
@@ -19358,6 +19379,7 @@
                 <w14:ligatures w14:val="none"/>
               </w:rPr>
             </w:pPr>
+            <w:proofErr w:type="spellStart"/>
             <w:r>
               <w:rPr>
                 <w:kern w:val="0"/>
@@ -19367,6 +19389,7 @@
               </w:rPr>
               <w:t>df</w:t>
             </w:r>
+            <w:proofErr w:type="spellEnd"/>
           </w:p>
         </w:tc>
         <w:tc>
@@ -20131,6 +20154,7 @@
                 <w14:ligatures w14:val="none"/>
               </w:rPr>
             </w:pPr>
+            <w:proofErr w:type="spellStart"/>
             <w:r>
               <w:rPr>
                 <w:kern w:val="0"/>
@@ -20138,6 +20162,7 @@
               </w:rPr>
               <w:t>df</w:t>
             </w:r>
+            <w:proofErr w:type="spellEnd"/>
           </w:p>
         </w:tc>
         <w:tc>
@@ -21231,6 +21256,7 @@
                 <w14:ligatures w14:val="none"/>
               </w:rPr>
             </w:pPr>
+            <w:proofErr w:type="spellStart"/>
             <w:r>
               <w:rPr>
                 <w:bCs/>
@@ -21243,6 +21269,7 @@
               </w:rPr>
               <w:t>Chisq</w:t>
             </w:r>
+            <w:proofErr w:type="spellEnd"/>
           </w:p>
         </w:tc>
         <w:tc>
@@ -21265,6 +21292,7 @@
                 <w14:ligatures w14:val="none"/>
               </w:rPr>
             </w:pPr>
+            <w:proofErr w:type="spellStart"/>
             <w:r>
               <w:rPr>
                 <w:bCs/>
@@ -21276,6 +21304,7 @@
               </w:rPr>
               <w:t>df</w:t>
             </w:r>
+            <w:proofErr w:type="spellEnd"/>
           </w:p>
         </w:tc>
         <w:tc>
@@ -27960,6 +27989,7 @@
                 <w14:ligatures w14:val="none"/>
               </w:rPr>
             </w:pPr>
+            <w:proofErr w:type="spellStart"/>
             <w:r>
               <w:rPr>
                 <w:color w:val="000000"/>
@@ -27970,6 +28000,7 @@
               </w:rPr>
               <w:t>logLik</w:t>
             </w:r>
+            <w:proofErr w:type="spellEnd"/>
           </w:p>
         </w:tc>
         <w:tc>
@@ -28018,6 +28049,7 @@
                 <w14:ligatures w14:val="none"/>
               </w:rPr>
             </w:pPr>
+            <w:proofErr w:type="spellStart"/>
             <w:r>
               <w:rPr>
                 <w:color w:val="000000"/>
@@ -28028,6 +28060,7 @@
               </w:rPr>
               <w:t>Chisq</w:t>
             </w:r>
+            <w:proofErr w:type="spellEnd"/>
           </w:p>
         </w:tc>
         <w:tc>
@@ -28047,6 +28080,7 @@
                 <w14:ligatures w14:val="none"/>
               </w:rPr>
             </w:pPr>
+            <w:proofErr w:type="spellStart"/>
             <w:r>
               <w:rPr>
                 <w:kern w:val="0"/>
@@ -28056,6 +28090,7 @@
               </w:rPr>
               <w:t>df</w:t>
             </w:r>
+            <w:proofErr w:type="spellEnd"/>
           </w:p>
         </w:tc>
         <w:tc>
@@ -28814,6 +28849,7 @@
                 <w14:ligatures w14:val="none"/>
               </w:rPr>
             </w:pPr>
+            <w:proofErr w:type="spellStart"/>
             <w:r>
               <w:rPr>
                 <w:bCs/>
@@ -28826,6 +28862,7 @@
               </w:rPr>
               <w:t>Chisq</w:t>
             </w:r>
+            <w:proofErr w:type="spellEnd"/>
           </w:p>
         </w:tc>
         <w:tc>
@@ -28848,6 +28885,7 @@
                 <w14:ligatures w14:val="none"/>
               </w:rPr>
             </w:pPr>
+            <w:proofErr w:type="spellStart"/>
             <w:r>
               <w:rPr>
                 <w:bCs/>
@@ -28859,6 +28897,7 @@
               </w:rPr>
               <w:t>df</w:t>
             </w:r>
+            <w:proofErr w:type="spellEnd"/>
           </w:p>
         </w:tc>
         <w:tc>
@@ -35544,6 +35583,7 @@
                 <w14:ligatures w14:val="none"/>
               </w:rPr>
             </w:pPr>
+            <w:proofErr w:type="spellStart"/>
             <w:r>
               <w:rPr>
                 <w:color w:val="000000"/>
@@ -35554,6 +35594,7 @@
               </w:rPr>
               <w:t>logLik</w:t>
             </w:r>
+            <w:proofErr w:type="spellEnd"/>
           </w:p>
         </w:tc>
         <w:tc>
@@ -35602,6 +35643,7 @@
                 <w14:ligatures w14:val="none"/>
               </w:rPr>
             </w:pPr>
+            <w:proofErr w:type="spellStart"/>
             <w:r>
               <w:rPr>
                 <w:color w:val="000000"/>
@@ -35612,6 +35654,7 @@
               </w:rPr>
               <w:t>Chisq</w:t>
             </w:r>
+            <w:proofErr w:type="spellEnd"/>
           </w:p>
         </w:tc>
         <w:tc>
@@ -35631,6 +35674,7 @@
                 <w14:ligatures w14:val="none"/>
               </w:rPr>
             </w:pPr>
+            <w:proofErr w:type="spellStart"/>
             <w:r>
               <w:rPr>
                 <w:kern w:val="0"/>
@@ -35640,6 +35684,7 @@
               </w:rPr>
               <w:t>df</w:t>
             </w:r>
+            <w:proofErr w:type="spellEnd"/>
           </w:p>
         </w:tc>
         <w:tc>
@@ -36148,46 +36193,6 @@
     </w:sectPr>
   </w:body>
 </w:document>
-</file>
-
-<file path=word/comments.xml><?xml version="1.0" encoding="utf-8"?>
-<w:comments xmlns:wpc="http://schemas.microsoft.com/office/word/2010/wordprocessingCanvas" xmlns:cx="http://schemas.microsoft.com/office/drawing/2014/chartex" xmlns:cx1="http://schemas.microsoft.com/office/drawing/2015/9/8/chartex" xmlns:cx2="http://schemas.microsoft.com/office/drawing/2015/10/21/chartex" xmlns:cx3="http://schemas.microsoft.com/office/drawing/2016/5/9/chartex" xmlns:cx4="http://schemas.microsoft.com/office/drawing/2016/5/10/chartex" xmlns:cx5="http://schemas.microsoft.com/office/drawing/2016/5/11/chartex" xmlns:cx6="http://schemas.microsoft.com/office/drawing/2016/5/12/chartex" xmlns:cx7="http://schemas.microsoft.com/office/drawing/2016/5/13/chartex" xmlns:cx8="http://schemas.microsoft.com/office/drawing/2016/5/14/chartex" xmlns:mc="http://schemas.openxmlformats.org/markup-compatibility/2006" xmlns:m="http://schemas.openxmlformats.org/officeDocument/2006/math" xmlns:aink="http://schemas.microsoft.com/office/drawing/2016/ink" xmlns:am3d="http://schemas.microsoft.com/office/drawing/2017/model3d" xmlns:oel="http://schemas.microsoft.com/office/2019/extlst" xmlns:r="http://schemas.openxmlformats.org/officeDocument/2006/relationships" xmlns:wp14="http://schemas.microsoft.com/office/word/2010/wordprocessingDrawing" xmlns:wp="http://schemas.openxmlformats.org/drawingml/2006/wordprocessingDrawing" xmlns:wpg="http://schemas.microsoft.com/office/word/2010/wordprocessingGroup" xmlns:wpi="http://schemas.microsoft.com/office/word/2010/wordprocessingInk" xmlns:wps="http://schemas.microsoft.com/office/word/2010/wordprocessingShape" xmlns:o="urn:schemas-microsoft-com:office:office" xmlns:v="urn:schemas-microsoft-com:vml" xmlns:w10="urn:schemas-microsoft-com:office:word" xmlns:w="http://schemas.openxmlformats.org/wordprocessingml/2006/main" xmlns:w14="http://schemas.microsoft.com/office/word/2010/wordml" xmlns:w15="http://schemas.microsoft.com/office/word/2012/wordml" xmlns:w16cex="http://schemas.microsoft.com/office/word/2018/wordml/cex" xmlns:w16cid="http://schemas.microsoft.com/office/word/2016/wordml/cid" xmlns:w16="http://schemas.microsoft.com/office/word/2018/wordml" xmlns:w16sdtdh="http://schemas.microsoft.com/office/word/2020/wordml/sdtdatahash" xmlns:w16sdtfl="http://schemas.microsoft.com/office/word/2024/wordml/sdtformatlock" xmlns:w16se="http://schemas.microsoft.com/office/word/2015/wordml/symex" xmlns:w16du="http://schemas.microsoft.com/office/word/2023/wordml/word16du" xmlns:wne="http://schemas.microsoft.com/office/word/2006/wordml" mc:Ignorable="w14 w15 w16se w16cid w16 w16cex w16sdtdh w16sdtfl w16du wp14">
-  <w:comment w:id="0" w:author="Kathryn McNamara" w:date="2026-09-17T21:50:00Z" w:initials="MK">
-    <w:p>
-      <w:r>
-        <w:rPr>
-          <w:rStyle w:val="CommentReference"/>
-        </w:rPr>
-        <w:annotationRef/>
-      </w:r>
-      <w:r>
-        <w:rPr>
-          <w:sz w:val="20"/>
-          <w:szCs w:val="20"/>
-        </w:rPr>
-        <w:t>I don't think this figure really adds much. If it is retained, the immune stuff can definitely go, and perhaps the other section could be made more detailed so that the family-design is more clear, and could include the age variable too</w:t>
-      </w:r>
-    </w:p>
-  </w:comment>
-</w:comments>
-</file>
-
-<file path=word/commentsExtended.xml><?xml version="1.0" encoding="utf-8"?>
-<w15:commentsEx xmlns:wpc="http://schemas.microsoft.com/office/word/2010/wordprocessingCanvas" xmlns:cx="http://schemas.microsoft.com/office/drawing/2014/chartex" xmlns:cx1="http://schemas.microsoft.com/office/drawing/2015/9/8/chartex" xmlns:cx2="http://schemas.microsoft.com/office/drawing/2015/10/21/chartex" xmlns:cx3="http://schemas.microsoft.com/office/drawing/2016/5/9/chartex" xmlns:cx4="http://schemas.microsoft.com/office/drawing/2016/5/10/chartex" xmlns:cx5="http://schemas.microsoft.com/office/drawing/2016/5/11/chartex" xmlns:cx6="http://schemas.microsoft.com/office/drawing/2016/5/12/chartex" xmlns:cx7="http://schemas.microsoft.com/office/drawing/2016/5/13/chartex" xmlns:cx8="http://schemas.microsoft.com/office/drawing/2016/5/14/chartex" xmlns:mc="http://schemas.openxmlformats.org/markup-compatibility/2006" xmlns:m="http://schemas.openxmlformats.org/officeDocument/2006/math" xmlns:aink="http://schemas.microsoft.com/office/drawing/2016/ink" xmlns:am3d="http://schemas.microsoft.com/office/drawing/2017/model3d" xmlns:oel="http://schemas.microsoft.com/office/2019/extlst" xmlns:r="http://schemas.openxmlformats.org/officeDocument/2006/relationships" xmlns:wp14="http://schemas.microsoft.com/office/word/2010/wordprocessingDrawing" xmlns:wp="http://schemas.openxmlformats.org/drawingml/2006/wordprocessingDrawing" xmlns:wpg="http://schemas.microsoft.com/office/word/2010/wordprocessingGroup" xmlns:wpi="http://schemas.microsoft.com/office/word/2010/wordprocessingInk" xmlns:wps="http://schemas.microsoft.com/office/word/2010/wordprocessingShape" xmlns:o="urn:schemas-microsoft-com:office:office" xmlns:v="urn:schemas-microsoft-com:vml" xmlns:w10="urn:schemas-microsoft-com:office:word" xmlns:w="http://schemas.openxmlformats.org/wordprocessingml/2006/main" xmlns:w14="http://schemas.microsoft.com/office/word/2010/wordml" xmlns:w15="http://schemas.microsoft.com/office/word/2012/wordml" xmlns:w16cex="http://schemas.microsoft.com/office/word/2018/wordml/cex" xmlns:w16cid="http://schemas.microsoft.com/office/word/2016/wordml/cid" xmlns:w16="http://schemas.microsoft.com/office/word/2018/wordml" xmlns:w16sdtdh="http://schemas.microsoft.com/office/word/2020/wordml/sdtdatahash" xmlns:w16sdtfl="http://schemas.microsoft.com/office/word/2024/wordml/sdtformatlock" xmlns:w16se="http://schemas.microsoft.com/office/word/2015/wordml/symex" xmlns:w16du="http://schemas.microsoft.com/office/word/2023/wordml/word16du" xmlns:wne="http://schemas.microsoft.com/office/word/2006/wordml" mc:Ignorable="w14 w15 w16se w16cid w16 w16cex w16sdtdh w16sdtfl w16du wp14">
-  <w15:commentEx w15:paraId="68347CAD" w15:done="0"/>
-</w15:commentsEx>
-</file>
-
-<file path=word/commentsExtensible.xml><?xml version="1.0" encoding="utf-8"?>
-<w16cex:commentsExtensible xmlns:wpc="http://schemas.microsoft.com/office/word/2010/wordprocessingCanvas" xmlns:cx="http://schemas.microsoft.com/office/drawing/2014/chartex" xmlns:cx1="http://schemas.microsoft.com/office/drawing/2015/9/8/chartex" xmlns:cx2="http://schemas.microsoft.com/office/drawing/2015/10/21/chartex" xmlns:cx3="http://schemas.microsoft.com/office/drawing/2016/5/9/chartex" xmlns:cx4="http://schemas.microsoft.com/office/drawing/2016/5/10/chartex" xmlns:cx5="http://schemas.microsoft.com/office/drawing/2016/5/11/chartex" xmlns:cx6="http://schemas.microsoft.com/office/drawing/2016/5/12/chartex" xmlns:cx7="http://schemas.microsoft.com/office/drawing/2016/5/13/chartex" xmlns:cx8="http://schemas.microsoft.com/office/drawing/2016/5/14/chartex" xmlns:cr="http://schemas.microsoft.com/office/comments/2020/reactions" xmlns:mc="http://schemas.openxmlformats.org/markup-compatibility/2006" xmlns:m="http://schemas.openxmlformats.org/officeDocument/2006/math" xmlns:aink="http://schemas.microsoft.com/office/drawing/2016/ink" xmlns:am3d="http://schemas.microsoft.com/office/drawing/2017/model3d" xmlns:oel="http://schemas.microsoft.com/office/2019/extlst" xmlns:r="http://schemas.openxmlformats.org/officeDocument/2006/relationships" xmlns:wp14="http://schemas.microsoft.com/office/word/2010/wordprocessingDrawing" xmlns:wp="http://schemas.openxmlformats.org/drawingml/2006/wordprocessingDrawing" xmlns:wpg="http://schemas.microsoft.com/office/word/2010/wordprocessingGroup" xmlns:wpi="http://schemas.microsoft.com/office/word/2010/wordprocessingInk" xmlns:wps="http://schemas.microsoft.com/office/word/2010/wordprocessingShape" xmlns:o="urn:schemas-microsoft-com:office:office" xmlns:v="urn:schemas-microsoft-com:vml" xmlns:w10="urn:schemas-microsoft-com:office:word" xmlns:w="http://schemas.openxmlformats.org/wordprocessingml/2006/main" xmlns:w14="http://schemas.microsoft.com/office/word/2010/wordml" xmlns:w15="http://schemas.microsoft.com/office/word/2012/wordml" xmlns:w16cex="http://schemas.microsoft.com/office/word/2018/wordml/cex" xmlns:w16cid="http://schemas.microsoft.com/office/word/2016/wordml/cid" xmlns:w16="http://schemas.microsoft.com/office/word/2018/wordml" xmlns:w16sdtdh="http://schemas.microsoft.com/office/word/2020/wordml/sdtdatahash" xmlns:w16sdtfl="http://schemas.microsoft.com/office/word/2024/wordml/sdtformatlock" xmlns:w16se="http://schemas.microsoft.com/office/word/2015/wordml/symex" xmlns:w16du="http://schemas.microsoft.com/office/word/2023/wordml/word16du" xmlns:wne="http://schemas.microsoft.com/office/word/2006/wordml" mc:Ignorable="w14 w15 w16se w16cid w16 w16cex w16sdtdh w16sdtfl cr w16du wp14">
-  <w16cex:commentExtensible w16cex:durableId="4884DE2D" w16cex:dateUtc="2026-09-17T11:50:00Z"/>
-</w16cex:commentsExtensible>
-</file>
-
-<file path=word/commentsIds.xml><?xml version="1.0" encoding="utf-8"?>
-<w16cid:commentsIds xmlns:wpc="http://schemas.microsoft.com/office/word/2010/wordprocessingCanvas" xmlns:cx="http://schemas.microsoft.com/office/drawing/2014/chartex" xmlns:cx1="http://schemas.microsoft.com/office/drawing/2015/9/8/chartex" xmlns:cx2="http://schemas.microsoft.com/office/drawing/2015/10/21/chartex" xmlns:cx3="http://schemas.microsoft.com/office/drawing/2016/5/9/chartex" xmlns:cx4="http://schemas.microsoft.com/office/drawing/2016/5/10/chartex" xmlns:cx5="http://schemas.microsoft.com/office/drawing/2016/5/11/chartex" xmlns:cx6="http://schemas.microsoft.com/office/drawing/2016/5/12/chartex" xmlns:cx7="http://schemas.microsoft.com/office/drawing/2016/5/13/chartex" xmlns:cx8="http://schemas.microsoft.com/office/drawing/2016/5/14/chartex" xmlns:mc="http://schemas.openxmlformats.org/markup-compatibility/2006" xmlns:m="http://schemas.openxmlformats.org/officeDocument/2006/math" xmlns:aink="http://schemas.microsoft.com/office/drawing/2016/ink" xmlns:am3d="http://schemas.microsoft.com/office/drawing/2017/model3d" xmlns:oel="http://schemas.microsoft.com/office/2019/extlst" xmlns:r="http://schemas.openxmlformats.org/officeDocument/2006/relationships" xmlns:wp14="http://schemas.microsoft.com/office/word/2010/wordprocessingDrawing" xmlns:wp="http://schemas.openxmlformats.org/drawingml/2006/wordprocessingDrawing" xmlns:wpg="http://schemas.microsoft.com/office/word/2010/wordprocessingGroup" xmlns:wpi="http://schemas.microsoft.com/office/word/2010/wordprocessingInk" xmlns:wps="http://schemas.microsoft.com/office/word/2010/wordprocessingShape" xmlns:o="urn:schemas-microsoft-com:office:office" xmlns:v="urn:schemas-microsoft-com:vml" xmlns:w10="urn:schemas-microsoft-com:office:word" xmlns:w="http://schemas.openxmlformats.org/wordprocessingml/2006/main" xmlns:w14="http://schemas.microsoft.com/office/word/2010/wordml" xmlns:w15="http://schemas.microsoft.com/office/word/2012/wordml" xmlns:w16cex="http://schemas.microsoft.com/office/word/2018/wordml/cex" xmlns:w16cid="http://schemas.microsoft.com/office/word/2016/wordml/cid" xmlns:w16="http://schemas.microsoft.com/office/word/2018/wordml" xmlns:w16sdtdh="http://schemas.microsoft.com/office/word/2020/wordml/sdtdatahash" xmlns:w16sdtfl="http://schemas.microsoft.com/office/word/2024/wordml/sdtformatlock" xmlns:w16se="http://schemas.microsoft.com/office/word/2015/wordml/symex" xmlns:w16du="http://schemas.microsoft.com/office/word/2023/wordml/word16du" xmlns:wne="http://schemas.microsoft.com/office/word/2006/wordml" mc:Ignorable="w14 w15 w16se w16cid w16 w16cex w16sdtdh w16sdtfl w16du wp14">
-  <w16cid:commentId w16cid:paraId="68347CAD" w16cid:durableId="4884DE2D"/>
-</w16cid:commentsIds>
 </file>
 
 <file path=word/endnotes.xml><?xml version="1.0" encoding="utf-8"?>
@@ -36238,14 +36243,6 @@
     </w:p>
   </w:footnote>
 </w:footnotes>
-</file>
-
-<file path=word/people.xml><?xml version="1.0" encoding="utf-8"?>
-<w15:people xmlns:wpc="http://schemas.microsoft.com/office/word/2010/wordprocessingCanvas" xmlns:cx="http://schemas.microsoft.com/office/drawing/2014/chartex" xmlns:cx1="http://schemas.microsoft.com/office/drawing/2015/9/8/chartex" xmlns:cx2="http://schemas.microsoft.com/office/drawing/2015/10/21/chartex" xmlns:cx3="http://schemas.microsoft.com/office/drawing/2016/5/9/chartex" xmlns:cx4="http://schemas.microsoft.com/office/drawing/2016/5/10/chartex" xmlns:cx5="http://schemas.microsoft.com/office/drawing/2016/5/11/chartex" xmlns:cx6="http://schemas.microsoft.com/office/drawing/2016/5/12/chartex" xmlns:cx7="http://schemas.microsoft.com/office/drawing/2016/5/13/chartex" xmlns:cx8="http://schemas.microsoft.com/office/drawing/2016/5/14/chartex" xmlns:mc="http://schemas.openxmlformats.org/markup-compatibility/2006" xmlns:m="http://schemas.openxmlformats.org/officeDocument/2006/math" xmlns:aink="http://schemas.microsoft.com/office/drawing/2016/ink" xmlns:am3d="http://schemas.microsoft.com/office/drawing/2017/model3d" xmlns:oel="http://schemas.microsoft.com/office/2019/extlst" xmlns:r="http://schemas.openxmlformats.org/officeDocument/2006/relationships" xmlns:wp14="http://schemas.microsoft.com/office/word/2010/wordprocessingDrawing" xmlns:wp="http://schemas.openxmlformats.org/drawingml/2006/wordprocessingDrawing" xmlns:wpg="http://schemas.microsoft.com/office/word/2010/wordprocessingGroup" xmlns:wpi="http://schemas.microsoft.com/office/word/2010/wordprocessingInk" xmlns:wps="http://schemas.microsoft.com/office/word/2010/wordprocessingShape" xmlns:o="urn:schemas-microsoft-com:office:office" xmlns:v="urn:schemas-microsoft-com:vml" xmlns:w10="urn:schemas-microsoft-com:office:word" xmlns:w="http://schemas.openxmlformats.org/wordprocessingml/2006/main" xmlns:w14="http://schemas.microsoft.com/office/word/2010/wordml" xmlns:w15="http://schemas.microsoft.com/office/word/2012/wordml" xmlns:w16cex="http://schemas.microsoft.com/office/word/2018/wordml/cex" xmlns:w16cid="http://schemas.microsoft.com/office/word/2016/wordml/cid" xmlns:w16="http://schemas.microsoft.com/office/word/2018/wordml" xmlns:w16sdtdh="http://schemas.microsoft.com/office/word/2020/wordml/sdtdatahash" xmlns:w16sdtfl="http://schemas.microsoft.com/office/word/2024/wordml/sdtformatlock" xmlns:w16se="http://schemas.microsoft.com/office/word/2015/wordml/symex" xmlns:w16du="http://schemas.microsoft.com/office/word/2023/wordml/word16du" xmlns:wne="http://schemas.microsoft.com/office/word/2006/wordml" mc:Ignorable="w14 w15 w16se w16cid w16 w16cex w16sdtdh w16sdtfl w16du wp14">
-  <w15:person w15:author="Kathryn McNamara">
-    <w15:presenceInfo w15:providerId="AD" w15:userId="S::mcnamara@unimelb.edu.au::f5652354-90f6-41f1-96df-637d83b5dfc6"/>
-  </w15:person>
-</w15:people>
 </file>
 
 <file path=word/styles.xml><?xml version="1.0" encoding="utf-8"?>
